--- a/docs/ho-so/EIDE-SAD-03_Thiet_ke_kien_truc.docx
+++ b/docs/ho-so/EIDE-SAD-03_Thiet_ke_kien_truc.docx
@@ -277,7 +277,7 @@
                 <w:sz w:val="21"/>
                 <w:szCs w:val="21"/>
               </w:rPr>
-              <w:t xml:space="preserve">1.2 — đồng bộ với 19 tài liệu bổ sung và năng lực gốc tool.*</w:t>
+              <w:t xml:space="preserve">1.3 — Thêm ADR-16: kho `eide` viết mới hoàn toàn, không đổi tên hay kế thừa mã `hkw-core` M0; lõi tách sẵn thành package `eide_core/` ngay từ đầu; CLI dùng argparse thay vì typer/rich. Hệ quả: DEP-26 không còn bước migrate `.hkw` → `.eide` (DEV-003).</w:t>
             </w:r>
           </w:p>
         </w:tc>
@@ -1429,6 +1429,148 @@
                 <w:szCs w:val="21"/>
               </w:rPr>
               <w:t xml:space="preserve">Bổ sung nhóm năng lực gốc tool.* (tác tử tự viết công cụ Python, kiểm thử trong sandbox, đăng ký thành năng lực tạm user.* và thăng cấp qua Pack) — 238 năng lực / 27 nhóm; phát hành 19 tài liệu bổ sung mức 3 (CXD, MEM, CDS ×6, UXD, DDD, API, PRS, POL, TGT, SIM, BEN, PKG, GPI, SEC, DEP, CON, PLN); cổng G-TOOL trong chính sách; 11 use case mới (nhóm I/J/K), sơ đồ tuần tự và ánh xạ bước ↔ năng lực; đồng bộ toàn bộ hồ sơ với caps.json/cds.json (tài liệu = mã)</w:t>
+            </w:r>
+          </w:p>
+        </w:tc>
+      </w:tr>
+      <w:tr>
+        <w:tc>
+          <w:tcPr>
+            <w:tcW w:type="dxa" w:w="1500"/>
+            <w:tcBorders>
+              <w:top w:val="single" w:color="7F7F7F" w:sz="4"/>
+              <w:left w:val="single" w:color="7F7F7F" w:sz="4"/>
+              <w:bottom w:val="single" w:color="7F7F7F" w:sz="4"/>
+              <w:right w:val="single" w:color="7F7F7F" w:sz="4"/>
+            </w:tcBorders>
+            <w:shd w:fill="F2F6FB" w:color="auto" w:val="clear"/>
+            <w:tcMar>
+              <w:top w:type="dxa" w:w="50"/>
+              <w:left w:type="dxa" w:w="80"/>
+              <w:bottom w:type="dxa" w:w="50"/>
+              <w:right w:type="dxa" w:w="80"/>
+            </w:tcMar>
+            <w:vAlign w:val="top"/>
+          </w:tcPr>
+          <w:p>
+            <w:pPr>
+              <w:spacing w:after="30" w:line="264"/>
+              <w:jc w:val="left"/>
+            </w:pPr>
+            <w:r>
+              <w:rPr>
+                <w:rFonts w:ascii="Times New Roman" w:cs="Times New Roman" w:eastAsia="Times New Roman" w:hAnsi="Times New Roman"/>
+                <w:b/>
+                <w:bCs/>
+                <w:sz w:val="21"/>
+                <w:szCs w:val="21"/>
+              </w:rPr>
+              <w:t xml:space="preserve">1.3</w:t>
+            </w:r>
+          </w:p>
+        </w:tc>
+        <w:tc>
+          <w:tcPr>
+            <w:tcW w:type="dxa" w:w="1700"/>
+            <w:tcBorders>
+              <w:top w:val="single" w:color="7F7F7F" w:sz="4"/>
+              <w:left w:val="single" w:color="7F7F7F" w:sz="4"/>
+              <w:bottom w:val="single" w:color="7F7F7F" w:sz="4"/>
+              <w:right w:val="single" w:color="7F7F7F" w:sz="4"/>
+            </w:tcBorders>
+            <w:shd w:fill="F2F6FB" w:color="auto" w:val="clear"/>
+            <w:tcMar>
+              <w:top w:type="dxa" w:w="50"/>
+              <w:left w:type="dxa" w:w="80"/>
+              <w:bottom w:type="dxa" w:w="50"/>
+              <w:right w:type="dxa" w:w="80"/>
+            </w:tcMar>
+            <w:vAlign w:val="top"/>
+          </w:tcPr>
+          <w:p>
+            <w:pPr>
+              <w:spacing w:after="30" w:line="264"/>
+              <w:jc w:val="left"/>
+            </w:pPr>
+            <w:r>
+              <w:rPr>
+                <w:rFonts w:ascii="Times New Roman" w:cs="Times New Roman" w:eastAsia="Times New Roman" w:hAnsi="Times New Roman"/>
+                <w:b w:val="false"/>
+                <w:bCs w:val="false"/>
+                <w:sz w:val="21"/>
+                <w:szCs w:val="21"/>
+              </w:rPr>
+              <w:t xml:space="preserve">07/09/2026</w:t>
+            </w:r>
+          </w:p>
+        </w:tc>
+        <w:tc>
+          <w:tcPr>
+            <w:tcW w:type="dxa" w:w="2100"/>
+            <w:tcBorders>
+              <w:top w:val="single" w:color="7F7F7F" w:sz="4"/>
+              <w:left w:val="single" w:color="7F7F7F" w:sz="4"/>
+              <w:bottom w:val="single" w:color="7F7F7F" w:sz="4"/>
+              <w:right w:val="single" w:color="7F7F7F" w:sz="4"/>
+            </w:tcBorders>
+            <w:shd w:fill="F2F6FB" w:color="auto" w:val="clear"/>
+            <w:tcMar>
+              <w:top w:type="dxa" w:w="50"/>
+              <w:left w:type="dxa" w:w="80"/>
+              <w:bottom w:type="dxa" w:w="50"/>
+              <w:right w:type="dxa" w:w="80"/>
+            </w:tcMar>
+            <w:vAlign w:val="top"/>
+          </w:tcPr>
+          <w:p>
+            <w:pPr>
+              <w:spacing w:after="30" w:line="264"/>
+              <w:jc w:val="left"/>
+            </w:pPr>
+            <w:r>
+              <w:rPr>
+                <w:rFonts w:ascii="Times New Roman" w:cs="Times New Roman" w:eastAsia="Times New Roman" w:hAnsi="Times New Roman"/>
+                <w:b w:val="false"/>
+                <w:bCs w:val="false"/>
+                <w:sz w:val="21"/>
+                <w:szCs w:val="21"/>
+              </w:rPr>
+              <w:t xml:space="preserve">Vũ Trí Công</w:t>
+            </w:r>
+          </w:p>
+        </w:tc>
+        <w:tc>
+          <w:tcPr>
+            <w:tcW w:type="dxa" w:w="4000"/>
+            <w:tcBorders>
+              <w:top w:val="single" w:color="7F7F7F" w:sz="4"/>
+              <w:left w:val="single" w:color="7F7F7F" w:sz="4"/>
+              <w:bottom w:val="single" w:color="7F7F7F" w:sz="4"/>
+              <w:right w:val="single" w:color="7F7F7F" w:sz="4"/>
+            </w:tcBorders>
+            <w:shd w:fill="F2F6FB" w:color="auto" w:val="clear"/>
+            <w:tcMar>
+              <w:top w:type="dxa" w:w="50"/>
+              <w:left w:type="dxa" w:w="80"/>
+              <w:bottom w:type="dxa" w:w="50"/>
+              <w:right w:type="dxa" w:w="80"/>
+            </w:tcMar>
+            <w:vAlign w:val="top"/>
+          </w:tcPr>
+          <w:p>
+            <w:pPr>
+              <w:spacing w:after="30" w:line="264"/>
+              <w:jc w:val="left"/>
+            </w:pPr>
+            <w:r>
+              <w:rPr>
+                <w:rFonts w:ascii="Times New Roman" w:cs="Times New Roman" w:eastAsia="Times New Roman" w:hAnsi="Times New Roman"/>
+                <w:b w:val="false"/>
+                <w:bCs w:val="false"/>
+                <w:sz w:val="21"/>
+                <w:szCs w:val="21"/>
+              </w:rPr>
+              <w:t xml:space="preserve">Thêm ADR-16: kho `eide` viết mới hoàn toàn, không đổi tên hay kế thừa mã `hkw-core` M0; lõi tách sẵn thành package `eide_core/` ngay từ đầu; CLI dùng argparse thay vì typer/rich. Hệ quả: DEP-26 không còn bước migrate `.hkw` → `.eide` (DEV-003).</w:t>
             </w:r>
           </w:p>
         </w:tc>
@@ -10148,7 +10290,7 @@
                 <w:sz w:val="21"/>
                 <w:szCs w:val="21"/>
               </w:rPr>
-              <w:t xml:space="preserve">ADR-15 (v1.2)</w:t>
+              <w:t xml:space="preserve">ADR-16 (v1.3)</w:t>
             </w:r>
           </w:p>
         </w:tc>
@@ -10183,7 +10325,7 @@
                 <w:sz w:val="21"/>
                 <w:szCs w:val="21"/>
               </w:rPr>
-              <w:t xml:space="preserve">Tác tử được tự viết và chạy công cụ Python (tool.*) với hiệu ứng khai báo, sandbox giám sát, lớp rủi ro suy ra từ hiệu ứng, cổng G-TOOL, đăng ký nóng thành năng lực tạm</w:t>
+              <w:t xml:space="preserve">Kho `eide` viết mới hoàn toàn: không đổi tên hay kế thừa mã `hkw-core` M0; lõi tách sẵn thành package `eide_core/` ngay từ đầu; CLI dùng `argparse` của thư viện chuẩn thay vì typer/rich</w:t>
             </w:r>
           </w:p>
         </w:tc>
@@ -10218,7 +10360,7 @@
                 <w:sz w:val="21"/>
                 <w:szCs w:val="21"/>
               </w:rPr>
-              <w:t xml:space="preserve">Không thể thiết kế trước mọi nhu cầu; năng lực gốc cho phép bootstrap các năng lực khác và xử lý tình huống lạ mà vẫn giữ bất biến an toàn</w:t>
+              <w:t xml:space="preserve">Bộ hồ sơ v1.2 tái định nghĩa gần như mọi thành phần, nên mang mã M0 sang sẽ tốn nhiều công gỡ hơn viết lại; tách `eide_core/` từ đầu giữ được ADR-10 (một lõi dùng chung với EAA-U) mà không cần một bước tái cấu trúc sau; ít phụ thuộc thì chạy được trên cả ba nền tảng của PLATFORM.md</w:t>
             </w:r>
           </w:p>
         </w:tc>
@@ -10253,7 +10395,7 @@
                 <w:sz w:val="21"/>
                 <w:szCs w:val="21"/>
               </w:rPr>
-              <w:t xml:space="preserve">Cần giám sát hiệu ứng tin cậy (audit hook, fs watcher); công cụ tạm không vào registry chia sẻ khi chưa duyệt; thay thế: chỉ cho phép năng lực định nghĩa trước (bị loại vì cứng nhắc)</w:t>
+              <w:t xml:space="preserve">Mất phần đã kiểm chứng của M0 (24 test, 640 chip seed) và phải dựng lại; DEP-26 không còn bước migrate `.hkw` → `.eide`, nên TC-DP-04 đổi thành nâng cấp trong nội bộ `.eide`. Xem DEVIATIONS DEV-003</w:t>
             </w:r>
           </w:p>
         </w:tc>
@@ -10289,6 +10431,145 @@
                 <w:sz w:val="21"/>
                 <w:szCs w:val="21"/>
               </w:rPr>
+              <w:t xml:space="preserve">ADR-15 (v1.2)</w:t>
+            </w:r>
+          </w:p>
+        </w:tc>
+        <w:tc>
+          <w:tcPr>
+            <w:tcW w:type="dxa" w:w="2200"/>
+            <w:tcBorders>
+              <w:top w:val="single" w:color="7F7F7F" w:sz="4"/>
+              <w:left w:val="single" w:color="7F7F7F" w:sz="4"/>
+              <w:bottom w:val="single" w:color="7F7F7F" w:sz="4"/>
+              <w:right w:val="single" w:color="7F7F7F" w:sz="4"/>
+            </w:tcBorders>
+            <w:tcMar>
+              <w:top w:type="dxa" w:w="50"/>
+              <w:left w:type="dxa" w:w="80"/>
+              <w:bottom w:type="dxa" w:w="50"/>
+              <w:right w:type="dxa" w:w="80"/>
+            </w:tcMar>
+            <w:vAlign w:val="top"/>
+          </w:tcPr>
+          <w:p>
+            <w:pPr>
+              <w:spacing w:after="30" w:line="264"/>
+              <w:jc w:val="left"/>
+            </w:pPr>
+            <w:r>
+              <w:rPr>
+                <w:rFonts w:ascii="Times New Roman" w:cs="Times New Roman" w:eastAsia="Times New Roman" w:hAnsi="Times New Roman"/>
+                <w:b w:val="false"/>
+                <w:bCs w:val="false"/>
+                <w:sz w:val="21"/>
+                <w:szCs w:val="21"/>
+              </w:rPr>
+              <w:t xml:space="preserve">Tác tử được tự viết và chạy công cụ Python (tool.*) với hiệu ứng khai báo, sandbox giám sát, lớp rủi ro suy ra từ hiệu ứng, cổng G-TOOL, đăng ký nóng thành năng lực tạm</w:t>
+            </w:r>
+          </w:p>
+        </w:tc>
+        <w:tc>
+          <w:tcPr>
+            <w:tcW w:type="dxa" w:w="3300"/>
+            <w:tcBorders>
+              <w:top w:val="single" w:color="7F7F7F" w:sz="4"/>
+              <w:left w:val="single" w:color="7F7F7F" w:sz="4"/>
+              <w:bottom w:val="single" w:color="7F7F7F" w:sz="4"/>
+              <w:right w:val="single" w:color="7F7F7F" w:sz="4"/>
+            </w:tcBorders>
+            <w:tcMar>
+              <w:top w:type="dxa" w:w="50"/>
+              <w:left w:type="dxa" w:w="80"/>
+              <w:bottom w:type="dxa" w:w="50"/>
+              <w:right w:type="dxa" w:w="80"/>
+            </w:tcMar>
+            <w:vAlign w:val="top"/>
+          </w:tcPr>
+          <w:p>
+            <w:pPr>
+              <w:spacing w:after="30" w:line="264"/>
+              <w:jc w:val="left"/>
+            </w:pPr>
+            <w:r>
+              <w:rPr>
+                <w:rFonts w:ascii="Times New Roman" w:cs="Times New Roman" w:eastAsia="Times New Roman" w:hAnsi="Times New Roman"/>
+                <w:b w:val="false"/>
+                <w:bCs w:val="false"/>
+                <w:sz w:val="21"/>
+                <w:szCs w:val="21"/>
+              </w:rPr>
+              <w:t xml:space="preserve">Không thể thiết kế trước mọi nhu cầu; năng lực gốc cho phép bootstrap các năng lực khác và xử lý tình huống lạ mà vẫn giữ bất biến an toàn</w:t>
+            </w:r>
+          </w:p>
+        </w:tc>
+        <w:tc>
+          <w:tcPr>
+            <w:tcW w:type="dxa" w:w="2900"/>
+            <w:tcBorders>
+              <w:top w:val="single" w:color="7F7F7F" w:sz="4"/>
+              <w:left w:val="single" w:color="7F7F7F" w:sz="4"/>
+              <w:bottom w:val="single" w:color="7F7F7F" w:sz="4"/>
+              <w:right w:val="single" w:color="7F7F7F" w:sz="4"/>
+            </w:tcBorders>
+            <w:tcMar>
+              <w:top w:type="dxa" w:w="50"/>
+              <w:left w:type="dxa" w:w="80"/>
+              <w:bottom w:type="dxa" w:w="50"/>
+              <w:right w:type="dxa" w:w="80"/>
+            </w:tcMar>
+            <w:vAlign w:val="top"/>
+          </w:tcPr>
+          <w:p>
+            <w:pPr>
+              <w:spacing w:after="30" w:line="264"/>
+              <w:jc w:val="left"/>
+            </w:pPr>
+            <w:r>
+              <w:rPr>
+                <w:rFonts w:ascii="Times New Roman" w:cs="Times New Roman" w:eastAsia="Times New Roman" w:hAnsi="Times New Roman"/>
+                <w:b w:val="false"/>
+                <w:bCs w:val="false"/>
+                <w:sz w:val="21"/>
+                <w:szCs w:val="21"/>
+              </w:rPr>
+              <w:t xml:space="preserve">Cần giám sát hiệu ứng tin cậy (audit hook, fs watcher); công cụ tạm không vào registry chia sẻ khi chưa duyệt; thay thế: chỉ cho phép năng lực định nghĩa trước (bị loại vì cứng nhắc)</w:t>
+            </w:r>
+          </w:p>
+        </w:tc>
+      </w:tr>
+      <w:tr>
+        <w:tc>
+          <w:tcPr>
+            <w:tcW w:type="dxa" w:w="900"/>
+            <w:tcBorders>
+              <w:top w:val="single" w:color="7F7F7F" w:sz="4"/>
+              <w:left w:val="single" w:color="7F7F7F" w:sz="4"/>
+              <w:bottom w:val="single" w:color="7F7F7F" w:sz="4"/>
+              <w:right w:val="single" w:color="7F7F7F" w:sz="4"/>
+            </w:tcBorders>
+            <w:shd w:fill="F2F6FB" w:color="auto" w:val="clear"/>
+            <w:tcMar>
+              <w:top w:type="dxa" w:w="50"/>
+              <w:left w:type="dxa" w:w="80"/>
+              <w:bottom w:type="dxa" w:w="50"/>
+              <w:right w:type="dxa" w:w="80"/>
+            </w:tcMar>
+            <w:vAlign w:val="top"/>
+          </w:tcPr>
+          <w:p>
+            <w:pPr>
+              <w:spacing w:after="30" w:line="264"/>
+              <w:jc w:val="left"/>
+            </w:pPr>
+            <w:r>
+              <w:rPr>
+                <w:rFonts w:ascii="Times New Roman" w:cs="Times New Roman" w:eastAsia="Times New Roman" w:hAnsi="Times New Roman"/>
+                <w:b/>
+                <w:bCs/>
+                <w:sz w:val="21"/>
+                <w:szCs w:val="21"/>
+              </w:rPr>
               <w:t xml:space="preserve">ADR-14 (v1.1)</w:t>
             </w:r>
           </w:p>
@@ -10302,6 +10583,7 @@
               <w:bottom w:val="single" w:color="7F7F7F" w:sz="4"/>
               <w:right w:val="single" w:color="7F7F7F" w:sz="4"/>
             </w:tcBorders>
+            <w:shd w:fill="F2F6FB" w:color="auto" w:val="clear"/>
             <w:tcMar>
               <w:top w:type="dxa" w:w="50"/>
               <w:left w:type="dxa" w:w="80"/>
@@ -10336,6 +10618,7 @@
               <w:bottom w:val="single" w:color="7F7F7F" w:sz="4"/>
               <w:right w:val="single" w:color="7F7F7F" w:sz="4"/>
             </w:tcBorders>
+            <w:shd w:fill="F2F6FB" w:color="auto" w:val="clear"/>
             <w:tcMar>
               <w:top w:type="dxa" w:w="50"/>
               <w:left w:type="dxa" w:w="80"/>
@@ -10370,6 +10653,7 @@
               <w:bottom w:val="single" w:color="7F7F7F" w:sz="4"/>
               <w:right w:val="single" w:color="7F7F7F" w:sz="4"/>
             </w:tcBorders>
+            <w:shd w:fill="F2F6FB" w:color="auto" w:val="clear"/>
             <w:tcMar>
               <w:top w:type="dxa" w:w="50"/>
               <w:left w:type="dxa" w:w="80"/>
@@ -12192,6 +12476,21 @@
           <w:szCs w:val="24"/>
         </w:rPr>
         <w:t xml:space="preserve">[67] V. T. Công, "EIDE-Rà soát đủ điều kiện phát triển (EIDE_Ra_soat_Du_dieu_kien_Phat_trien.xlsx)," 05/09/2026.</w:t>
+      </w:r>
+    </w:p>
+    <w:p>
+      <w:pPr>
+        <w:spacing w:after="100" w:line="276"/>
+        <w:ind w:left="567" w:hanging="567"/>
+        <w:jc w:val="left"/>
+      </w:pPr>
+      <w:r>
+        <w:rPr>
+          <w:rFonts w:ascii="Times New Roman" w:cs="Times New Roman" w:eastAsia="Times New Roman" w:hAnsi="Times New Roman"/>
+          <w:sz w:val="24"/>
+          <w:szCs w:val="24"/>
+        </w:rPr>
+        <w:t xml:space="preserve">[68] Anthropic, "Claude Code documentation — memory (CLAUDE.md), slash commands, hooks, settings," Claude Docs, 2026. [Online]. Available: https://docs.claude.com/en/docs/claude-code</w:t>
       </w:r>
     </w:p>
     <w:sectPr>
@@ -12330,7 +12629,7 @@
         <w:sz w:val="20"/>
         <w:szCs w:val="20"/>
       </w:rPr>
-      <w:t xml:space="preserve">EIDE-SAD-03 · Thiết kế kiến trúc · v1.2</w:t>
+      <w:t xml:space="preserve">EIDE-SAD-03 · Thiết kế kiến trúc · v1.3</w:t>
     </w:r>
   </w:p>
 </w:hdr>
